--- a/docs/AAIF-Proposal-EP-v3.docx
+++ b/docs/AAIF-Proposal-EP-v3.docx
@@ -773,7 +773,7 @@
               <w:pStyle w:val="Compact"/>
             </w:pPr>
             <w:r>
-              <w:t xml:space="preserve">3,365 across 127 files (vitest)</w:t>
+              <w:t xml:space="preserve">3,436 across 129 files (vitest)</w:t>
             </w:r>
           </w:p>
         </w:tc>

--- a/docs/AAIF-Proposal-EP-v3.docx
+++ b/docs/AAIF-Proposal-EP-v3.docx
@@ -773,7 +773,7 @@
               <w:pStyle w:val="Compact"/>
             </w:pPr>
             <w:r>
-              <w:t xml:space="preserve">3,436 across 129 files (vitest)</w:t>
+              <w:t xml:space="preserve">3,441 across 129 files (vitest)</w:t>
             </w:r>
           </w:p>
         </w:tc>

--- a/docs/AAIF-Proposal-EP-v3.docx
+++ b/docs/AAIF-Proposal-EP-v3.docx
@@ -773,7 +773,7 @@
               <w:pStyle w:val="Compact"/>
             </w:pPr>
             <w:r>
-              <w:t xml:space="preserve">3,441 across 129 files (vitest)</w:t>
+              <w:t xml:space="preserve">3,430 across 129 files (vitest)</w:t>
             </w:r>
           </w:p>
         </w:tc>

--- a/docs/AAIF-Proposal-EP-v3.docx
+++ b/docs/AAIF-Proposal-EP-v3.docx
@@ -1228,19 +1228,16 @@
               <w:pStyle w:val="Compact"/>
             </w:pPr>
             <w:r>
-              <w:t xml:space="preserve">Source at</w:t>
-            </w:r>
-            <w:r>
-              <w:t xml:space="preserve"> </w:t>
-            </w:r>
-            <w:r>
               <w:rPr>
                 <w:rStyle w:val="VerbatimChar"/>
               </w:rPr>
-              <w:t xml:space="preserve">packages/verify/</w:t>
-            </w:r>
-            <w:r>
-              <w:t xml:space="preserve">; npm publication pending</w:t>
+              <w:t xml:space="preserve">npm install @emilia-protocol/verify</w:t>
+            </w:r>
+            <w:r>
+              <w:t xml:space="preserve"> </w:t>
+            </w:r>
+            <w:r>
+              <w:t xml:space="preserve">— zero deps, Apache-2.0, published on npm</w:t>
             </w:r>
           </w:p>
         </w:tc>
